--- a/rc-800-sectional-4/RC_800_Sectional_4_Paper.docx
+++ b/rc-800-sectional-4/RC_800_Sectional_4_Paper.docx
@@ -1355,7 +1355,7 @@
           <w:sz w:val="22"/>
           <w:szCs w:val="22"/>
         </w:rPr>
-        <w:t xml:space="preserve">The sceptic's case against self-promising confuses one person with one standpoint, though correcting it leaves open whether what binds is still a promise.</w:t>
+        <w:t xml:space="preserve">The sceptic's case against self-promising confuses persons with standpoints, but correcting it exposes a further question about what wrong a defaulter commits.</w:t>
       </w:r>
     </w:p>
     <w:p>
@@ -1444,7 +1444,7 @@
           <w:sz w:val="22"/>
           <w:szCs w:val="22"/>
         </w:rPr>
-        <w:t xml:space="preserve">People who abandon promises to themselves generally cannot tell, even on reflection, whether they judged a promise's purpose spent or merely wished to stop.</w:t>
+        <w:t xml:space="preserve">Notes people make when abandoning a promise to themselves seldom mention its purpose, yet asked later, most say they dropped it because its purpose was spent.</w:t>
       </w:r>
     </w:p>
     <w:p>
@@ -1772,7 +1772,7 @@
           <w:sz w:val="22"/>
           <w:szCs w:val="22"/>
         </w:rPr>
-        <w:t xml:space="preserve">a party owed the performance, because promising implies someone to whom keeping the promise is due.</w:t>
+        <w:t xml:space="preserve">a party owed the performance, because no second person exists to whom a self-promise could be kept.</w:t>
       </w:r>
     </w:p>
     <w:p>
@@ -1802,7 +1802,7 @@
           <w:sz w:val="22"/>
           <w:szCs w:val="22"/>
         </w:rPr>
-        <w:t xml:space="preserve">one who gives credence, because a promise to oneself is, for the sceptic, only 'a statement of present intention'.</w:t>
+        <w:t xml:space="preserve">one who gives credence, because the sceptic calls a self-promise only 'a statement of present intention'.</w:t>
       </w:r>
     </w:p>
     <w:p>
@@ -2130,7 +2130,7 @@
           <w:sz w:val="22"/>
           <w:szCs w:val="22"/>
         </w:rPr>
-        <w:t xml:space="preserve">Those who most often break their promises to themselves are also those least able to set a promise's purpose above how they happen to feel at the time.</w:t>
+        <w:t xml:space="preserve">Those who most often break their promises to themselves are least able to put a promise's purpose above their feelings, though they make no more such promises.</w:t>
       </w:r>
     </w:p>
     <w:p>
@@ -2417,7 +2417,7 @@
           <w:sz w:val="22"/>
           <w:szCs w:val="22"/>
         </w:rPr>
-        <w:t xml:space="preserve">To argue that laboratory studies of bacteria grown in rich medium can rarely reveal how infections actually behave inside the bodies of patients.</w:t>
+        <w:t xml:space="preserve">To argue that laboratory studies of bacteria grown in rich medium may reveal little about infections, leaving the clinical value of persister research open.</w:t>
       </w:r>
     </w:p>
     <w:p>
@@ -2536,7 +2536,7 @@
           <w:sz w:val="22"/>
           <w:szCs w:val="22"/>
         </w:rPr>
-        <w:t xml:space="preserve">A culture's average ATP level falls measurably in the minutes before its killing curve flattens out into the plateau that is the mark of persistence.</w:t>
+        <w:t xml:space="preserve">A culture's average ATP level falls in the minutes before its killing curve flattens, while its toxin–antitoxin activity stays the same throughout.</w:t>
       </w:r>
     </w:p>
     <w:p>
@@ -2625,7 +2625,7 @@
           <w:sz w:val="22"/>
           <w:szCs w:val="22"/>
         </w:rPr>
-        <w:t xml:space="preserve">A protective trait that was genetic would have passed to the survivors' descendants, so that the regrown culture would have resisted the drug better.</w:t>
+        <w:t xml:space="preserve">Had the survivors' protection been genetic, their descendants would have inherited it and resisted the drug better.</w:t>
       </w:r>
     </w:p>
     <w:p>
@@ -2655,7 +2655,7 @@
           <w:sz w:val="22"/>
           <w:szCs w:val="22"/>
         </w:rPr>
-        <w:t xml:space="preserve">The surviving cells had already been dormant when the penicillin arrived, and so offered the drug no active process that it could corrupt.</w:t>
+        <w:t xml:space="preserve">The surviving cells had already been dormant when the penicillin arrived, and so offered the drug nothing that it could corrupt.</w:t>
       </w:r>
     </w:p>
     <w:p>
@@ -2685,7 +2685,7 @@
           <w:sz w:val="22"/>
           <w:szCs w:val="22"/>
         </w:rPr>
-        <w:t xml:space="preserve">Penicillin kills a bacterium only while the cell is building its wall, so that the cells which are dividing are the most exposed to it.</w:t>
+        <w:t xml:space="preserve">Penicillin kills a bacterium only while the cell is building its wall, so the dividing cells are the ones most exposed to the drug.</w:t>
       </w:r>
     </w:p>
     <w:p>
@@ -2715,7 +2715,7 @@
           <w:sz w:val="22"/>
           <w:szCs w:val="22"/>
         </w:rPr>
-        <w:t xml:space="preserve">The original culture contained no cell at all that was already resistant to penicillin before the drug was first added to it in the flask.</w:t>
+        <w:t xml:space="preserve">Bigger had screened the original culture for resistant cells, and found none, before he first added any penicillin to it.</w:t>
       </w:r>
     </w:p>
     <w:p>
@@ -2864,7 +2864,7 @@
           <w:sz w:val="22"/>
           <w:szCs w:val="22"/>
         </w:rPr>
-        <w:t xml:space="preserve">The retracted papers concerned how persisters are counted rather than why they survive, so they had no bearing on any account of survival.</w:t>
+        <w:t xml:space="preserve">Every later study of persistence has confirmed that the survivors are dormant, so losing one line of evidence could not weaken that case.</w:t>
       </w:r>
     </w:p>
     <w:p>
@@ -3456,7 +3456,7 @@
           <w:sz w:val="22"/>
           <w:szCs w:val="22"/>
         </w:rPr>
-        <w:t xml:space="preserve">Quantitative history can settle a controversy only when its practitioners and their critics first agree on what the past is to be compared with.</w:t>
+        <w:t xml:space="preserve">Quantitative history can settle a controversy only when its practitioners and their critics have first agreed on what the past is to be compared with.</w:t>
       </w:r>
     </w:p>
     <w:p>
@@ -3486,7 +3486,7 @@
           <w:sz w:val="22"/>
           <w:szCs w:val="22"/>
         </w:rPr>
-        <w:t xml:space="preserve">The econometrics show the railways raised incomes, but by comparing them with no railway they leave open questions of alternatives, shares and terms.</w:t>
+        <w:t xml:space="preserve">Estimates showing that the railways raised incomes answer a different question from the nationalists', and so settle less of the old debate than is commonly supposed.</w:t>
       </w:r>
     </w:p>
     <w:p>
@@ -3635,7 +3635,7 @@
           <w:sz w:val="22"/>
           <w:szCs w:val="22"/>
         </w:rPr>
-        <w:t xml:space="preserve">In connected districts, the incomes of grain merchants rose far faster than the real wages of the labourers who worked the land.</w:t>
+        <w:t xml:space="preserve">In connected districts, grain merchants' incomes rose quickly while the real wages of the labourers who worked the land barely moved.</w:t>
       </w:r>
     </w:p>
     <w:p>
@@ -3664,7 +3664,7 @@
           <w:sz w:val="22"/>
           <w:szCs w:val="22"/>
         </w:rPr>
-        <w:t xml:space="preserve">Which of the following can be most reasonably concluded from the fourth paragraph?</w:t>
+        <w:t xml:space="preserve">Which of the following conclusions is best supported by the third and fourth paragraphs taken together?</w:t>
       </w:r>
     </w:p>
     <w:p>
@@ -3694,7 +3694,7 @@
           <w:sz w:val="22"/>
           <w:szCs w:val="22"/>
         </w:rPr>
-        <w:t xml:space="preserve">On balance the railways made famine more likely in the districts they connected, since grain could flow out of them whenever prices elsewhere rose.</w:t>
+        <w:t xml:space="preserve">Unlike the income finding, the famine finding measures the railways against an India in which no district had yet been connected at all.</w:t>
       </w:r>
     </w:p>
     <w:p>
@@ -3724,7 +3724,7 @@
           <w:sz w:val="22"/>
           <w:szCs w:val="22"/>
         </w:rPr>
-        <w:t xml:space="preserve">Officials in the famine of 1876 to 1878 deliberately used the railways to move grain away from the very districts that most needed it.</w:t>
+        <w:t xml:space="preserve">The famine finding is more trustworthy than the income finding, since it rests on records of rainfall rather than on estimates of output.</w:t>
       </w:r>
     </w:p>
     <w:p>
@@ -3754,7 +3754,7 @@
           <w:sz w:val="22"/>
           <w:szCs w:val="22"/>
         </w:rPr>
-        <w:t xml:space="preserve">An average weakening of the rainfall–famine link is compatible with some connected districts having fared worse in particular famines.</w:t>
+        <w:t xml:space="preserve">Both findings are averages, and neither rules out particular people or districts having lost out even as the average improved.</w:t>
       </w:r>
     </w:p>
     <w:p>
@@ -3784,7 +3784,7 @@
           <w:sz w:val="22"/>
           <w:szCs w:val="22"/>
         </w:rPr>
-        <w:t xml:space="preserve">The critics were right that the railways left the countryside more exposed to famine, although they somewhat overstated how large the effect was.</w:t>
+        <w:t xml:space="preserve">Both findings show that the nationalist critics were wrong about the railways, though each of them shows it for a different reason.</w:t>
       </w:r>
     </w:p>
     <w:p>
@@ -3862,7 +3862,7 @@
           <w:sz w:val="22"/>
           <w:szCs w:val="22"/>
         </w:rPr>
-        <w:t xml:space="preserve">Metaphor, because the two bodies of work are identified outright with trains, with no word of comparison, to show that they never meet.</w:t>
+        <w:t xml:space="preserve">Metaphor, because the verdict and the indictment are spoken of as trains, an image the author carries on through 'timetable' and 'station'.</w:t>
       </w:r>
     </w:p>
     <w:p>
@@ -3892,7 +3892,7 @@
           <w:sz w:val="22"/>
           <w:szCs w:val="22"/>
         </w:rPr>
-        <w:t xml:space="preserve">Personification, because the verdict and the indictment are given the human power to keep appointments and to choose a destination.</w:t>
+        <w:t xml:space="preserve">Personification, because two bodies of scholarship are made to travel, keep time and fail to arrive, as though they had purposes of their own.</w:t>
       </w:r>
     </w:p>
     <w:p>
@@ -3922,7 +3922,7 @@
           <w:sz w:val="22"/>
           <w:szCs w:val="22"/>
         </w:rPr>
-        <w:t xml:space="preserve">Simile, because the two bodies of work are likened, through 'like', to trains that run side by side without ever meeting.</w:t>
+        <w:t xml:space="preserve">Simile, because the comparison of the two bodies of work with trains is made explicit with 'like' and then drawn out through 'timetable' and 'station'.</w:t>
       </w:r>
     </w:p>
     <w:p>
@@ -3952,7 +3952,7 @@
           <w:sz w:val="22"/>
           <w:szCs w:val="22"/>
         </w:rPr>
-        <w:t xml:space="preserve">Analogy, because the author reasons step by step from the scheduling of railways to the methods that economic historians use.</w:t>
+        <w:t xml:space="preserve">Analogy, because the author argues from how railway timetables are drawn up to how historians ought to choose the comparisons they make.</w:t>
       </w:r>
     </w:p>
     <w:p>
@@ -4011,7 +4011,7 @@
           <w:sz w:val="22"/>
           <w:szCs w:val="22"/>
         </w:rPr>
-        <w:t xml:space="preserve">show that the nationalist case rested on claims that later research has since discredited on every point that the critics raised.</w:t>
+        <w:t xml:space="preserve">show how much of the nationalist case depended on claims the critics had no means of testing with the data of their day.</w:t>
       </w:r>
     </w:p>
     <w:p>
@@ -4041,7 +4041,7 @@
           <w:sz w:val="22"/>
           <w:szCs w:val="22"/>
         </w:rPr>
-        <w:t xml:space="preserve">prepare for the later argument that the econometrics refute the claim of outright loss but leave the other charges open.</w:t>
+        <w:t xml:space="preserve">prepare for the later argument that the econometrics refute the claim of outright loss and leave the other charges open.</w:t>
       </w:r>
     </w:p>
     <w:p>
@@ -4160,7 +4160,7 @@
           <w:sz w:val="22"/>
           <w:szCs w:val="22"/>
         </w:rPr>
-        <w:t xml:space="preserve">a cost imposed, because the critics held that India paid for lines whose benefits went largely to others.</w:t>
+        <w:t xml:space="preserve">a cost imposed, because the critics held that India paid for lines whose gains went largely to others.</w:t>
       </w:r>
     </w:p>
     <w:p>
@@ -4190,7 +4190,7 @@
           <w:sz w:val="22"/>
           <w:szCs w:val="22"/>
         </w:rPr>
-        <w:t xml:space="preserve">an accusation, because the nationalists pressed their indictment of the railways more persistently than any other.</w:t>
+        <w:t xml:space="preserve">an accusation, because the paragraph opens with the 'charge against the railways' that the nationalists pressed.</w:t>
       </w:r>
     </w:p>
     <w:p>
@@ -4220,7 +4220,7 @@
           <w:sz w:val="22"/>
           <w:szCs w:val="22"/>
         </w:rPr>
-        <w:t xml:space="preserve">a duty entrusted, because Indians were made responsible for running the lines that the British companies had built.</w:t>
+        <w:t xml:space="preserve">a judge's instruction to a jury, because the paragraph presents the nationalists' case as an indictment.</w:t>
       </w:r>
     </w:p>
     <w:p>
@@ -4250,7 +4250,7 @@
           <w:sz w:val="22"/>
           <w:szCs w:val="22"/>
         </w:rPr>
-        <w:t xml:space="preserve">a forward rush, because the companies laid the lines in a hurry so as to reach the ports ahead of their rivals.</w:t>
+        <w:t xml:space="preserve">a headlong attack, because the critics went after the railways more persistently than after anything else.</w:t>
       </w:r>
     </w:p>
     <w:p>
@@ -4447,7 +4447,7 @@
           <w:sz w:val="22"/>
           <w:szCs w:val="22"/>
         </w:rPr>
-        <w:t xml:space="preserve">James rewrote rather than completed his early novels for the collected edition, so editors ought to print the texts in which they first appeared.</w:t>
+        <w:t xml:space="preserve">James's late revisions read his early novels rather than completing them, and whether editors should print the first texts may never be settled.</w:t>
       </w:r>
     </w:p>
     <w:p>
@@ -4686,7 +4686,7 @@
           <w:sz w:val="22"/>
           <w:szCs w:val="22"/>
         </w:rPr>
-        <w:t xml:space="preserve">Critics' readings of particular passages in James have repeatedly changed once a puzzling word was traced to a compositor rather than to James.</w:t>
+        <w:t xml:space="preserve">Critics' readings of particular passages in James have repeatedly changed once a puzzling word was traced to a compositor, not to James.</w:t>
       </w:r>
     </w:p>
     <w:p>
@@ -4745,7 +4745,7 @@
           <w:sz w:val="22"/>
           <w:szCs w:val="22"/>
         </w:rPr>
-        <w:t xml:space="preserve">a rule for choosing between texts ought not to rest on a judgment of literary merit that it never openly states.</w:t>
+        <w:t xml:space="preserve">a rule for choosing between texts ought not to rest on a judgment of literary merit that it never states.</w:t>
       </w:r>
     </w:p>
     <w:p>
@@ -4805,7 +4805,7 @@
           <w:sz w:val="22"/>
           <w:szCs w:val="22"/>
         </w:rPr>
-        <w:t xml:space="preserve">a writer's last word on a book is generally weaker than his first, since his late revisions reflect a changed sensibility.</w:t>
+        <w:t xml:space="preserve">W. W. Greg would not himself have accepted the principle into which his successors later hardened his own method.</w:t>
       </w:r>
     </w:p>
     <w:p>
@@ -4835,7 +4835,7 @@
           <w:sz w:val="22"/>
           <w:szCs w:val="22"/>
         </w:rPr>
-        <w:t xml:space="preserve">Greg's distinction between substantive readings and accidentals cannot be applied to revisions as extensive as those James made.</w:t>
+        <w:t xml:space="preserve">Greg's distinction between substantive readings and accidentals cannot be applied to revisions as extensive as James's.</w:t>
       </w:r>
     </w:p>
     <w:p>
@@ -4913,7 +4913,7 @@
           <w:sz w:val="22"/>
           <w:szCs w:val="22"/>
         </w:rPr>
-        <w:t xml:space="preserve">, thereby left</w:t>
+        <w:t xml:space="preserve">, in so doing it left</w:t>
       </w:r>
     </w:p>
     <w:p>
@@ -4943,7 +4943,7 @@
           <w:sz w:val="22"/>
           <w:szCs w:val="22"/>
         </w:rPr>
-        <w:t xml:space="preserve">, and thereby leaving</w:t>
+        <w:t xml:space="preserve">so as to leave</w:t>
       </w:r>
     </w:p>
     <w:p>
@@ -5003,7 +5003,7 @@
           <w:sz w:val="22"/>
           <w:szCs w:val="22"/>
         </w:rPr>
-        <w:t xml:space="preserve">so as to leave</w:t>
+        <w:t xml:space="preserve">; thereby leaving</w:t>
       </w:r>
     </w:p>
     <w:p>
@@ -5062,7 +5062,7 @@
           <w:sz w:val="22"/>
           <w:szCs w:val="22"/>
         </w:rPr>
-        <w:t xml:space="preserve">Detached and analytical, because it lays out the competing editorial doctrines in turn without passing judgment on any of them.</w:t>
+        <w:t xml:space="preserve">Detached and analytical, because it sets out the rival editorial doctrines in turn, explaining how each arose and what it claims.</w:t>
       </w:r>
     </w:p>
     <w:p>
@@ -5092,7 +5092,7 @@
           <w:sz w:val="22"/>
           <w:szCs w:val="22"/>
         </w:rPr>
-        <w:t xml:space="preserve">Sceptical but hopeful, because it doubts the older doctrines while expecting digital editions to settle the quarrel they began.</w:t>
+        <w:t xml:space="preserve">Sceptical and wistful, because it ends by suggesting that for some works no single text, and no display of all of them, can be the work.</w:t>
       </w:r>
     </w:p>
     <w:p>
@@ -5122,7 +5122,7 @@
           <w:sz w:val="22"/>
           <w:szCs w:val="22"/>
         </w:rPr>
-        <w:t xml:space="preserve">Dismissive and impatient, because it treats the editors' debate as a scholastic quarrel of little interest to ordinary readers.</w:t>
+        <w:t xml:space="preserve">Impatient and dismissive, because it finds fault in turn with the final-intention principle, the social theory and the digital promise.</w:t>
       </w:r>
     </w:p>
     <w:p>
@@ -5211,7 +5211,7 @@
           <w:sz w:val="22"/>
           <w:szCs w:val="22"/>
         </w:rPr>
-        <w:t xml:space="preserve">Works that their authors revised more than once were probably, for those authors, never truly finished, however settled their printed texts appeared.</w:t>
+        <w:t xml:space="preserve">Works that their authors revised more than once were probably, for those authors, never truly finished, however settled their printed text.</w:t>
       </w:r>
     </w:p>
     <w:p>
@@ -5241,7 +5241,7 @@
           <w:sz w:val="22"/>
           <w:szCs w:val="22"/>
         </w:rPr>
-        <w:t xml:space="preserve">A reader given every version of a revised novel, with nothing to guide the choice, is in effect being asked to do an editor's work without an editor's knowledge.</w:t>
+        <w:t xml:space="preserve">A digital edition that told its readers which version to read first would, to that extent, be keeping the editor's judgment in place rather than abolishing it.</w:t>
       </w:r>
     </w:p>
     <w:p>

--- a/rc-800-sectional-4/RC_800_Sectional_4_Paper.docx
+++ b/rc-800-sectional-4/RC_800_Sectional_4_Paper.docx
@@ -1444,7 +1444,7 @@
           <w:sz w:val="22"/>
           <w:szCs w:val="22"/>
         </w:rPr>
-        <w:t xml:space="preserve">Notes people make when abandoning a promise to themselves seldom mention its purpose, yet asked later, most say they dropped it because its purpose was spent.</w:t>
+        <w:t xml:space="preserve">Diaries kept as people abandon self-promises show them weighing only their current wishes, yet at that moment most say they are weighing the promise's purpose.</w:t>
       </w:r>
     </w:p>
     <w:p>
@@ -2070,7 +2070,7 @@
           <w:sz w:val="22"/>
           <w:szCs w:val="22"/>
         </w:rPr>
-        <w:t xml:space="preserve">Those who seldom put off unpleasant tasks keep a far larger share of their promises to themselves than habitual procrastinators manage to keep.</w:t>
+        <w:t xml:space="preserve">Procrastinators reminded of a promise's purpose at the moment of temptation break it about as often as those who are not reminded at all.</w:t>
       </w:r>
     </w:p>
     <w:p>
@@ -2625,7 +2625,7 @@
           <w:sz w:val="22"/>
           <w:szCs w:val="22"/>
         </w:rPr>
-        <w:t xml:space="preserve">Had the survivors' protection been genetic, their descendants would have inherited it and resisted the drug better.</w:t>
+        <w:t xml:space="preserve">Had the survivors been resistant, their descendants would have inherited that resistance and survived the drug better.</w:t>
       </w:r>
     </w:p>
     <w:p>
@@ -3862,7 +3862,7 @@
           <w:sz w:val="22"/>
           <w:szCs w:val="22"/>
         </w:rPr>
-        <w:t xml:space="preserve">Metaphor, because the verdict and the indictment are spoken of as trains, an image the author carries on through 'timetable' and 'station'.</w:t>
+        <w:t xml:space="preserve">Metaphor, because the verdict and the indictment are pictured as trains, an image the author carries on through 'timetable' and 'station'.</w:t>
       </w:r>
     </w:p>
     <w:p>
@@ -3892,7 +3892,7 @@
           <w:sz w:val="22"/>
           <w:szCs w:val="22"/>
         </w:rPr>
-        <w:t xml:space="preserve">Personification, because two bodies of scholarship are made to travel, keep time and fail to arrive, as though they had purposes of their own.</w:t>
+        <w:t xml:space="preserve">Personification, because two bodies of scholarship are made to keep their own 'timetable' and miss each other's 'station', as if they had purposes.</w:t>
       </w:r>
     </w:p>
     <w:p>
@@ -4250,7 +4250,7 @@
           <w:sz w:val="22"/>
           <w:szCs w:val="22"/>
         </w:rPr>
-        <w:t xml:space="preserve">a headlong attack, because the critics went after the railways more persistently than after anything else.</w:t>
+        <w:t xml:space="preserve">a responsibility entrusted, because the lines were placed in the charge of the British companies that built them.</w:t>
       </w:r>
     </w:p>
     <w:p>
@@ -4913,7 +4913,7 @@
           <w:sz w:val="22"/>
           <w:szCs w:val="22"/>
         </w:rPr>
-        <w:t xml:space="preserve">, in so doing it left</w:t>
+        <w:t xml:space="preserve">, thereby it left</w:t>
       </w:r>
     </w:p>
     <w:p>
@@ -5152,7 +5152,7 @@
           <w:sz w:val="22"/>
           <w:szCs w:val="22"/>
         </w:rPr>
-        <w:t xml:space="preserve">Exacting but fair-minded, because it separates Greg from his successors and grants the social theory and digital editions their real merits.</w:t>
+        <w:t xml:space="preserve">Exacting and even-handed, because it separates Greg from his successors and grants the social theory and digital editions their real merits.</w:t>
       </w:r>
     </w:p>
     <w:p>
